--- a/reports/r0268.docx
+++ b/reports/r0268.docx
@@ -45,7 +45,7 @@
           <w:color w:val="000000"/>
           <w:sz w:val="21"/>
         </w:rPr>
-        <w:t>■ 泉州经济总量列福建省第二位，人均GDP约15.00万元、人均经济实力居全省前列，经济增速由4.78%回升至5.30%、动能边际改善；固定资产投资最新增速1.10%，经济运行总体平稳。【待补充：泉州市的行政与战略定位、支柱产业及龙头企业（数据库未覆盖，需人工补充）】</w:t>
+        <w:t>■ 泉州作为福建省下辖地级市，经济总量列福建省第二位，人均GDP约15.00万元、人均经济实力居全省前列，经济增速由4.78%回升至5.30%、动能边际改善；固定资产投资最新增速1.10%，经济运行总体平稳。</w:t>
       </w:r>
     </w:p>
     <w:p>
@@ -75,7 +75,7 @@
           <w:color w:val="000000"/>
           <w:sz w:val="21"/>
         </w:rPr>
-        <w:t>产业结构方面，2025年泉州市三次产业结构为2:50.5:47.5。【待补充：支柱产业、主要龙头企业、对外贸易等定性描述（数据库未覆盖）】</w:t>
+        <w:t>产业结构方面，2025年泉州市三次产业结构为2:50.5:47.5，以纺织鞋服、建材石化、机械装备等民营制造业为特色，“晋江模式”发源地，聚集安踏、恒安、特步等品牌企业。</w:t>
       </w:r>
     </w:p>
     <w:p>
